--- a/tests/fixtures/synthetic/files/grant_application__budget_math.docx
+++ b/tests/fixtures/synthetic/files/grant_application__budget_math.docx
@@ -20,17 +20,17 @@
     </w:p>
     <w:p>
       <w:r>
-        <w:t>Aim 1: Advance behavioral economics of retirement savings among gig workers via a policy-focused strategy.</w:t>
+        <w:t>Aim 1: Advance behavioral economics of retirement savings among gig workers via a policy-focused strategy [1].</w:t>
       </w:r>
     </w:p>
     <w:p>
       <w:r>
-        <w:t>Aim 2: Advance behavioral economics of retirement savings among gig workers via a policy-focused strategy.</w:t>
+        <w:t>Aim 2: Advance behavioral economics of retirement savings among gig workers via a policy-focused strategy [2].</w:t>
       </w:r>
     </w:p>
     <w:p>
       <w:r>
-        <w:t>Aim 3: Advance behavioral economics of retirement savings among gig workers via a policy-focused strategy.</w:t>
+        <w:t>Aim 3: Advance behavioral economics of retirement savings among gig workers via a policy-focused strategy [3].</w:t>
       </w:r>
     </w:p>
     <w:p>
@@ -43,7 +43,7 @@
     </w:p>
     <w:p>
       <w:r>
-        <w:t>We will assemble a multidisciplinary team with complementary expertise. The approach integrates established policy methods with a novel analytical pipeline. Rigorous, pre-registered analyses will guard against bias and support reproducibility. This proposal addresses behavioral economics of retirement savings among gig workers, a problem with substantial significance.</w:t>
+        <w:t>We will assemble a multidisciplinary team with complementary expertise [4]. The approach integrates established policy methods with a novel analytical pipeline [5]. Rigorous, pre-registered analyses will guard against bias and support reproducibility [6]. This proposal addresses behavioral economics of retirement savings among gig workers, a problem with substantial significance [7].</w:t>
       </w:r>
     </w:p>
     <w:p>
@@ -56,7 +56,7 @@
     </w:p>
     <w:p>
       <w:r>
-        <w:t>We will assemble a multidisciplinary team with complementary expertise. The approach integrates established policy methods with a novel analytical pipeline. Prior work has established a partial understanding, yet key gaps remain. Our preliminary data suggest a tractable path toward measurable improvement.</w:t>
+        <w:t>We will assemble a multidisciplinary team with complementary expertise [8]. The approach integrates established policy methods with a novel analytical pipeline [9]. Prior work has established a partial understanding, yet key gaps remain. Our preliminary data suggest a tractable path toward measurable improvement.</w:t>
       </w:r>
     </w:p>
     <w:p>
@@ -96,6 +96,11 @@
     <w:p>
       <w:r>
         <w:t>Budget: personnel $422,145; equipment $39,773; travel $7,027; indirect costs $89,050. Total requested support is $502,980 over 3 years at a R2 institution.</w:t>
+      </w:r>
+    </w:p>
+    <w:p>
+      <w:r>
+        <w:t>As one source notes, “Prior work has established a partial understanding, yet key gaps remain.” [1]</w:t>
       </w:r>
     </w:p>
     <w:p>
